--- a/document_templates/Товарная накладная ТОРГ-12_шаблон.docx
+++ b/document_templates/Товарная накладная ТОРГ-12_шаблон.docx
@@ -39,17 +39,17 @@
       </w:tblPr>
       <w:tblGrid>
         <w:gridCol w:w="955"/>
-        <w:gridCol w:w="1525"/>
-        <w:gridCol w:w="1128"/>
-        <w:gridCol w:w="752"/>
+        <w:gridCol w:w="1335"/>
+        <w:gridCol w:w="1127"/>
+        <w:gridCol w:w="742"/>
         <w:gridCol w:w="1340"/>
         <w:gridCol w:w="1307"/>
         <w:gridCol w:w="920"/>
-        <w:gridCol w:w="1253"/>
-        <w:gridCol w:w="993"/>
-        <w:gridCol w:w="1559"/>
-        <w:gridCol w:w="1559"/>
-        <w:gridCol w:w="1971"/>
+        <w:gridCol w:w="1158"/>
+        <w:gridCol w:w="888"/>
+        <w:gridCol w:w="1967"/>
+        <w:gridCol w:w="1416"/>
+        <w:gridCol w:w="2107"/>
       </w:tblGrid>
       <w:tr>
         <w:trPr>
@@ -63,14 +63,12 @@
             <w:vAlign w:val="center"/>
           </w:tcPr>
           <w:p>
-            <w:proofErr w:type="spellStart"/>
             <w:r>
               <w:rPr>
                 <w:sz w:val="20"/>
               </w:rPr>
               <w:t>Грузоотправитель</w:t>
             </w:r>
-            <w:proofErr w:type="spellEnd"/>
           </w:p>
         </w:tc>
         <w:tc>
@@ -210,14 +208,12 @@
             <w:vAlign w:val="center"/>
           </w:tcPr>
           <w:p>
-            <w:proofErr w:type="spellStart"/>
             <w:r>
               <w:rPr>
                 <w:sz w:val="20"/>
               </w:rPr>
               <w:t>Основание</w:t>
             </w:r>
-            <w:proofErr w:type="spellEnd"/>
           </w:p>
         </w:tc>
         <w:tc>
@@ -642,8 +638,99 @@
           </w:p>
         </w:tc>
       </w:tr>
+      <w:tr>
+        <w:trPr>
+          <w:jc w:val="center"/>
+        </w:trPr>
+        <w:tc>
+          <w:tcPr>
+            <w:tcW w:w="10173" w:type="dxa"/>
+            <w:gridSpan w:val="9"/>
+            <w:vAlign w:val="center"/>
+          </w:tcPr>
+          <w:p>
+            <w:pPr>
+              <w:spacing w:line="276" w:lineRule="auto"/>
+              <w:jc w:val="right"/>
+              <w:rPr>
+                <w:sz w:val="24"/>
+                <w:szCs w:val="40"/>
+                <w:lang w:val="ru-RU"/>
+              </w:rPr>
+            </w:pPr>
+            <w:r>
+              <w:rPr>
+                <w:sz w:val="24"/>
+                <w:szCs w:val="40"/>
+                <w:lang w:val="ru-RU"/>
+              </w:rPr>
+              <w:t>Всего по накладной:</w:t>
+            </w:r>
+          </w:p>
+        </w:tc>
+        <w:tc>
+          <w:tcPr>
+            <w:tcW w:w="1559" w:type="dxa"/>
+            <w:vAlign w:val="center"/>
+          </w:tcPr>
+          <w:p>
+            <w:pPr>
+              <w:rPr>
+                <w:sz w:val="12"/>
+              </w:rPr>
+            </w:pPr>
+            <w:r>
+              <w:rPr>
+                <w:sz w:val="12"/>
+              </w:rPr>
+              <w:t>{{TOTAL_AMOUNT_NO_VAT}}</w:t>
+            </w:r>
+          </w:p>
+        </w:tc>
+        <w:tc>
+          <w:tcPr>
+            <w:tcW w:w="1559" w:type="dxa"/>
+            <w:vAlign w:val="center"/>
+          </w:tcPr>
+          <w:p>
+            <w:pPr>
+              <w:rPr>
+                <w:sz w:val="12"/>
+              </w:rPr>
+            </w:pPr>
+          </w:p>
+        </w:tc>
+        <w:tc>
+          <w:tcPr>
+            <w:tcW w:w="1971" w:type="dxa"/>
+            <w:vAlign w:val="center"/>
+          </w:tcPr>
+          <w:p>
+            <w:pPr>
+              <w:rPr>
+                <w:sz w:val="12"/>
+              </w:rPr>
+            </w:pPr>
+            <w:r>
+              <w:rPr>
+                <w:sz w:val="12"/>
+              </w:rPr>
+              <w:t>{{TOTAL_AMOUNT_WITH_VAT}}</w:t>
+            </w:r>
+          </w:p>
+        </w:tc>
+      </w:tr>
     </w:tbl>
     <w:p/>
+    <w:p>
+      <w:pPr>
+        <w:rPr>
+          <w:sz w:val="24"/>
+          <w:szCs w:val="40"/>
+          <w:lang w:val="ru-RU"/>
+        </w:rPr>
+      </w:pPr>
+    </w:p>
     <w:tbl>
       <w:tblPr>
         <w:tblStyle w:val="aff0"/>

--- a/document_templates/Товарная накладная ТОРГ-12_шаблон.docx
+++ b/document_templates/Товарная накладная ТОРГ-12_шаблон.docx
@@ -38,18 +38,18 @@
         <w:tblLook w:val="04A0" w:firstRow="1" w:lastRow="0" w:firstColumn="1" w:lastColumn="0" w:noHBand="0" w:noVBand="1"/>
       </w:tblPr>
       <w:tblGrid>
-        <w:gridCol w:w="955"/>
-        <w:gridCol w:w="1335"/>
-        <w:gridCol w:w="1127"/>
-        <w:gridCol w:w="742"/>
-        <w:gridCol w:w="1340"/>
-        <w:gridCol w:w="1307"/>
-        <w:gridCol w:w="920"/>
-        <w:gridCol w:w="1158"/>
-        <w:gridCol w:w="888"/>
-        <w:gridCol w:w="1967"/>
-        <w:gridCol w:w="1416"/>
-        <w:gridCol w:w="2107"/>
+        <w:gridCol w:w="985"/>
+        <w:gridCol w:w="1194"/>
+        <w:gridCol w:w="1166"/>
+        <w:gridCol w:w="755"/>
+        <w:gridCol w:w="1388"/>
+        <w:gridCol w:w="1354"/>
+        <w:gridCol w:w="950"/>
+        <w:gridCol w:w="1103"/>
+        <w:gridCol w:w="811"/>
+        <w:gridCol w:w="2042"/>
+        <w:gridCol w:w="1326"/>
+        <w:gridCol w:w="2188"/>
       </w:tblGrid>
       <w:tr>
         <w:trPr>
@@ -63,12 +63,14 @@
             <w:vAlign w:val="center"/>
           </w:tcPr>
           <w:p>
+            <w:proofErr w:type="spellStart"/>
             <w:r>
               <w:rPr>
                 <w:sz w:val="20"/>
               </w:rPr>
               <w:t>Грузоотправитель</w:t>
             </w:r>
+            <w:proofErr w:type="spellEnd"/>
           </w:p>
         </w:tc>
         <w:tc>
@@ -208,12 +210,14 @@
             <w:vAlign w:val="center"/>
           </w:tcPr>
           <w:p>
+            <w:proofErr w:type="spellStart"/>
             <w:r>
               <w:rPr>
                 <w:sz w:val="20"/>
               </w:rPr>
               <w:t>Основание</w:t>
             </w:r>
+            <w:proofErr w:type="spellEnd"/>
           </w:p>
         </w:tc>
         <w:tc>
@@ -245,11 +249,16 @@
           <w:p>
             <w:pPr>
               <w:jc w:val="center"/>
+              <w:rPr>
+                <w:sz w:val="20"/>
+                <w:szCs w:val="20"/>
+              </w:rPr>
             </w:pPr>
             <w:r>
               <w:rPr>
                 <w:b/>
-                <w:sz w:val="12"/>
+                <w:sz w:val="20"/>
+                <w:szCs w:val="20"/>
               </w:rPr>
               <w:t>№</w:t>
             </w:r>
@@ -264,11 +273,16 @@
           <w:p>
             <w:pPr>
               <w:jc w:val="center"/>
+              <w:rPr>
+                <w:sz w:val="20"/>
+                <w:szCs w:val="20"/>
+              </w:rPr>
             </w:pPr>
             <w:r>
               <w:rPr>
                 <w:b/>
-                <w:sz w:val="12"/>
+                <w:sz w:val="20"/>
+                <w:szCs w:val="20"/>
               </w:rPr>
               <w:t>Товар</w:t>
             </w:r>
@@ -283,11 +297,16 @@
           <w:p>
             <w:pPr>
               <w:jc w:val="center"/>
+              <w:rPr>
+                <w:sz w:val="20"/>
+                <w:szCs w:val="20"/>
+              </w:rPr>
             </w:pPr>
             <w:r>
               <w:rPr>
                 <w:b/>
-                <w:sz w:val="12"/>
+                <w:sz w:val="20"/>
+                <w:szCs w:val="20"/>
               </w:rPr>
               <w:t>Код</w:t>
             </w:r>
@@ -302,11 +321,16 @@
           <w:p>
             <w:pPr>
               <w:jc w:val="center"/>
+              <w:rPr>
+                <w:sz w:val="20"/>
+                <w:szCs w:val="20"/>
+              </w:rPr>
             </w:pPr>
             <w:r>
               <w:rPr>
                 <w:b/>
-                <w:sz w:val="12"/>
+                <w:sz w:val="20"/>
+                <w:szCs w:val="20"/>
               </w:rPr>
               <w:t>Ед.</w:t>
             </w:r>
@@ -321,11 +345,16 @@
           <w:p>
             <w:pPr>
               <w:jc w:val="center"/>
+              <w:rPr>
+                <w:sz w:val="20"/>
+                <w:szCs w:val="20"/>
+              </w:rPr>
             </w:pPr>
             <w:r>
               <w:rPr>
                 <w:b/>
-                <w:sz w:val="12"/>
+                <w:sz w:val="20"/>
+                <w:szCs w:val="20"/>
               </w:rPr>
               <w:t>Вид упаковки</w:t>
             </w:r>
@@ -340,11 +369,16 @@
           <w:p>
             <w:pPr>
               <w:jc w:val="center"/>
+              <w:rPr>
+                <w:sz w:val="20"/>
+                <w:szCs w:val="20"/>
+              </w:rPr>
             </w:pPr>
             <w:r>
               <w:rPr>
                 <w:b/>
-                <w:sz w:val="12"/>
+                <w:sz w:val="20"/>
+                <w:szCs w:val="20"/>
               </w:rPr>
               <w:t>Кол-во мест</w:t>
             </w:r>
@@ -359,11 +393,16 @@
           <w:p>
             <w:pPr>
               <w:jc w:val="center"/>
+              <w:rPr>
+                <w:sz w:val="20"/>
+                <w:szCs w:val="20"/>
+              </w:rPr>
             </w:pPr>
             <w:r>
               <w:rPr>
                 <w:b/>
-                <w:sz w:val="12"/>
+                <w:sz w:val="20"/>
+                <w:szCs w:val="20"/>
               </w:rPr>
               <w:t>Масса</w:t>
             </w:r>
@@ -378,11 +417,16 @@
           <w:p>
             <w:pPr>
               <w:jc w:val="center"/>
+              <w:rPr>
+                <w:sz w:val="20"/>
+                <w:szCs w:val="20"/>
+              </w:rPr>
             </w:pPr>
             <w:r>
               <w:rPr>
                 <w:b/>
-                <w:sz w:val="12"/>
+                <w:sz w:val="20"/>
+                <w:szCs w:val="20"/>
               </w:rPr>
               <w:t>Кол-во</w:t>
             </w:r>
@@ -397,11 +441,16 @@
           <w:p>
             <w:pPr>
               <w:jc w:val="center"/>
+              <w:rPr>
+                <w:sz w:val="20"/>
+                <w:szCs w:val="20"/>
+              </w:rPr>
             </w:pPr>
             <w:r>
               <w:rPr>
                 <w:b/>
-                <w:sz w:val="12"/>
+                <w:sz w:val="20"/>
+                <w:szCs w:val="20"/>
               </w:rPr>
               <w:t>Цена</w:t>
             </w:r>
@@ -416,11 +465,16 @@
           <w:p>
             <w:pPr>
               <w:jc w:val="center"/>
+              <w:rPr>
+                <w:sz w:val="20"/>
+                <w:szCs w:val="20"/>
+              </w:rPr>
             </w:pPr>
             <w:r>
               <w:rPr>
                 <w:b/>
-                <w:sz w:val="12"/>
+                <w:sz w:val="20"/>
+                <w:szCs w:val="20"/>
               </w:rPr>
               <w:t>Сумма без НДС</w:t>
             </w:r>
@@ -435,11 +489,16 @@
           <w:p>
             <w:pPr>
               <w:jc w:val="center"/>
+              <w:rPr>
+                <w:sz w:val="20"/>
+                <w:szCs w:val="20"/>
+              </w:rPr>
             </w:pPr>
             <w:r>
               <w:rPr>
                 <w:b/>
-                <w:sz w:val="12"/>
+                <w:sz w:val="20"/>
+                <w:szCs w:val="20"/>
               </w:rPr>
               <w:t>НДС</w:t>
             </w:r>
@@ -454,11 +513,16 @@
           <w:p>
             <w:pPr>
               <w:jc w:val="center"/>
+              <w:rPr>
+                <w:sz w:val="20"/>
+                <w:szCs w:val="20"/>
+              </w:rPr>
             </w:pPr>
             <w:r>
               <w:rPr>
                 <w:b/>
-                <w:sz w:val="12"/>
+                <w:sz w:val="20"/>
+                <w:szCs w:val="20"/>
               </w:rPr>
               <w:t>Сумма с НДС</w:t>
             </w:r>
@@ -475,9 +539,16 @@
             <w:vAlign w:val="center"/>
           </w:tcPr>
           <w:p>
+            <w:pPr>
+              <w:rPr>
+                <w:sz w:val="20"/>
+                <w:szCs w:val="20"/>
+              </w:rPr>
+            </w:pPr>
             <w:r>
               <w:rPr>
-                <w:sz w:val="12"/>
+                <w:sz w:val="20"/>
+                <w:szCs w:val="20"/>
               </w:rPr>
               <w:t>{{LINE_NO}}</w:t>
             </w:r>
@@ -489,9 +560,16 @@
             <w:vAlign w:val="center"/>
           </w:tcPr>
           <w:p>
+            <w:pPr>
+              <w:rPr>
+                <w:sz w:val="20"/>
+                <w:szCs w:val="20"/>
+              </w:rPr>
+            </w:pPr>
             <w:r>
               <w:rPr>
-                <w:sz w:val="12"/>
+                <w:sz w:val="20"/>
+                <w:szCs w:val="20"/>
               </w:rPr>
               <w:t>{{ITEM_NAME}}</w:t>
             </w:r>
@@ -503,9 +581,16 @@
             <w:vAlign w:val="center"/>
           </w:tcPr>
           <w:p>
+            <w:pPr>
+              <w:rPr>
+                <w:sz w:val="20"/>
+                <w:szCs w:val="20"/>
+              </w:rPr>
+            </w:pPr>
             <w:r>
               <w:rPr>
-                <w:sz w:val="12"/>
+                <w:sz w:val="20"/>
+                <w:szCs w:val="20"/>
               </w:rPr>
               <w:t>{{ITEM_CODE}}</w:t>
             </w:r>
@@ -517,9 +602,16 @@
             <w:vAlign w:val="center"/>
           </w:tcPr>
           <w:p>
+            <w:pPr>
+              <w:rPr>
+                <w:sz w:val="20"/>
+                <w:szCs w:val="20"/>
+              </w:rPr>
+            </w:pPr>
             <w:r>
               <w:rPr>
-                <w:sz w:val="12"/>
+                <w:sz w:val="20"/>
+                <w:szCs w:val="20"/>
               </w:rPr>
               <w:t>{{UNIT}}</w:t>
             </w:r>
@@ -531,9 +623,16 @@
             <w:vAlign w:val="center"/>
           </w:tcPr>
           <w:p>
+            <w:pPr>
+              <w:rPr>
+                <w:sz w:val="20"/>
+                <w:szCs w:val="20"/>
+              </w:rPr>
+            </w:pPr>
             <w:r>
               <w:rPr>
-                <w:sz w:val="12"/>
+                <w:sz w:val="20"/>
+                <w:szCs w:val="20"/>
               </w:rPr>
               <w:t>{{PACKING_TYPE}}</w:t>
             </w:r>
@@ -545,9 +644,16 @@
             <w:vAlign w:val="center"/>
           </w:tcPr>
           <w:p>
+            <w:pPr>
+              <w:rPr>
+                <w:sz w:val="20"/>
+                <w:szCs w:val="20"/>
+              </w:rPr>
+            </w:pPr>
             <w:r>
               <w:rPr>
-                <w:sz w:val="12"/>
+                <w:sz w:val="20"/>
+                <w:szCs w:val="20"/>
               </w:rPr>
               <w:t>{{PACKS_COUNT}}</w:t>
             </w:r>
@@ -559,9 +665,16 @@
             <w:vAlign w:val="center"/>
           </w:tcPr>
           <w:p>
+            <w:pPr>
+              <w:rPr>
+                <w:sz w:val="20"/>
+                <w:szCs w:val="20"/>
+              </w:rPr>
+            </w:pPr>
             <w:r>
               <w:rPr>
-                <w:sz w:val="12"/>
+                <w:sz w:val="20"/>
+                <w:szCs w:val="20"/>
               </w:rPr>
               <w:t>{{WEIGHT}}</w:t>
             </w:r>
@@ -573,9 +686,16 @@
             <w:vAlign w:val="center"/>
           </w:tcPr>
           <w:p>
+            <w:pPr>
+              <w:rPr>
+                <w:sz w:val="20"/>
+                <w:szCs w:val="20"/>
+              </w:rPr>
+            </w:pPr>
             <w:r>
               <w:rPr>
-                <w:sz w:val="12"/>
+                <w:sz w:val="20"/>
+                <w:szCs w:val="20"/>
               </w:rPr>
               <w:t>{{QUANTITY}}</w:t>
             </w:r>
@@ -587,9 +707,16 @@
             <w:vAlign w:val="center"/>
           </w:tcPr>
           <w:p>
+            <w:pPr>
+              <w:rPr>
+                <w:sz w:val="20"/>
+                <w:szCs w:val="20"/>
+              </w:rPr>
+            </w:pPr>
             <w:r>
               <w:rPr>
-                <w:sz w:val="12"/>
+                <w:sz w:val="20"/>
+                <w:szCs w:val="20"/>
               </w:rPr>
               <w:t>{{PRICE}}</w:t>
             </w:r>
@@ -601,9 +728,16 @@
             <w:vAlign w:val="center"/>
           </w:tcPr>
           <w:p>
+            <w:pPr>
+              <w:rPr>
+                <w:sz w:val="20"/>
+                <w:szCs w:val="20"/>
+              </w:rPr>
+            </w:pPr>
             <w:r>
               <w:rPr>
-                <w:sz w:val="12"/>
+                <w:sz w:val="20"/>
+                <w:szCs w:val="20"/>
               </w:rPr>
               <w:t>{{AMOUNT_NO_VAT}}</w:t>
             </w:r>
@@ -615,9 +749,16 @@
             <w:vAlign w:val="center"/>
           </w:tcPr>
           <w:p>
+            <w:pPr>
+              <w:rPr>
+                <w:sz w:val="20"/>
+                <w:szCs w:val="20"/>
+              </w:rPr>
+            </w:pPr>
             <w:r>
               <w:rPr>
-                <w:sz w:val="12"/>
+                <w:sz w:val="20"/>
+                <w:szCs w:val="20"/>
               </w:rPr>
               <w:t>{{VAT_AMOUNT}}</w:t>
             </w:r>
@@ -629,9 +770,16 @@
             <w:vAlign w:val="center"/>
           </w:tcPr>
           <w:p>
+            <w:pPr>
+              <w:rPr>
+                <w:sz w:val="20"/>
+                <w:szCs w:val="20"/>
+              </w:rPr>
+            </w:pPr>
             <w:r>
               <w:rPr>
-                <w:sz w:val="12"/>
+                <w:sz w:val="20"/>
+                <w:szCs w:val="20"/>
               </w:rPr>
               <w:t>{{AMOUNT_WITH_VAT}}</w:t>
             </w:r>
@@ -653,15 +801,15 @@
               <w:spacing w:line="276" w:lineRule="auto"/>
               <w:jc w:val="right"/>
               <w:rPr>
-                <w:sz w:val="24"/>
-                <w:szCs w:val="40"/>
+                <w:sz w:val="20"/>
+                <w:szCs w:val="20"/>
                 <w:lang w:val="ru-RU"/>
               </w:rPr>
             </w:pPr>
             <w:r>
               <w:rPr>
-                <w:sz w:val="24"/>
-                <w:szCs w:val="40"/>
+                <w:sz w:val="20"/>
+                <w:szCs w:val="20"/>
                 <w:lang w:val="ru-RU"/>
               </w:rPr>
               <w:t>Всего по накладной:</w:t>
@@ -676,12 +824,14 @@
           <w:p>
             <w:pPr>
               <w:rPr>
-                <w:sz w:val="12"/>
+                <w:sz w:val="20"/>
+                <w:szCs w:val="20"/>
               </w:rPr>
             </w:pPr>
             <w:r>
               <w:rPr>
-                <w:sz w:val="12"/>
+                <w:sz w:val="20"/>
+                <w:szCs w:val="20"/>
               </w:rPr>
               <w:t>{{TOTAL_AMOUNT_NO_VAT}}</w:t>
             </w:r>
@@ -695,7 +845,8 @@
           <w:p>
             <w:pPr>
               <w:rPr>
-                <w:sz w:val="12"/>
+                <w:sz w:val="20"/>
+                <w:szCs w:val="20"/>
               </w:rPr>
             </w:pPr>
           </w:p>
@@ -708,12 +859,14 @@
           <w:p>
             <w:pPr>
               <w:rPr>
-                <w:sz w:val="12"/>
+                <w:sz w:val="20"/>
+                <w:szCs w:val="20"/>
               </w:rPr>
             </w:pPr>
             <w:r>
               <w:rPr>
-                <w:sz w:val="12"/>
+                <w:sz w:val="20"/>
+                <w:szCs w:val="20"/>
               </w:rPr>
               <w:t>{{TOTAL_AMOUNT_WITH_VAT}}</w:t>
             </w:r>
@@ -760,12 +913,42 @@
             <w:vAlign w:val="center"/>
           </w:tcPr>
           <w:p>
+            <w:proofErr w:type="spellStart"/>
             <w:r>
               <w:rPr>
                 <w:sz w:val="20"/>
               </w:rPr>
-              <w:t>Отпуск груза разрешил</w:t>
+              <w:t>Отпуск</w:t>
             </w:r>
+            <w:proofErr w:type="spellEnd"/>
+            <w:r>
+              <w:rPr>
+                <w:sz w:val="20"/>
+              </w:rPr>
+              <w:t xml:space="preserve"> </w:t>
+            </w:r>
+            <w:proofErr w:type="spellStart"/>
+            <w:r>
+              <w:rPr>
+                <w:sz w:val="20"/>
+              </w:rPr>
+              <w:t>груза</w:t>
+            </w:r>
+            <w:proofErr w:type="spellEnd"/>
+            <w:r>
+              <w:rPr>
+                <w:sz w:val="20"/>
+              </w:rPr>
+              <w:t xml:space="preserve"> </w:t>
+            </w:r>
+            <w:proofErr w:type="spellStart"/>
+            <w:r>
+              <w:rPr>
+                <w:sz w:val="20"/>
+              </w:rPr>
+              <w:t>разрешил</w:t>
+            </w:r>
+            <w:proofErr w:type="spellEnd"/>
           </w:p>
         </w:tc>
         <w:tc>

--- a/document_templates/Товарная накладная ТОРГ-12_шаблон.docx
+++ b/document_templates/Товарная накладная ТОРГ-12_шаблон.docx
@@ -63,14 +63,12 @@
             <w:vAlign w:val="center"/>
           </w:tcPr>
           <w:p>
-            <w:proofErr w:type="spellStart"/>
             <w:r>
               <w:rPr>
                 <w:sz w:val="20"/>
               </w:rPr>
               <w:t>Грузоотправитель</w:t>
             </w:r>
-            <w:proofErr w:type="spellEnd"/>
           </w:p>
         </w:tc>
         <w:tc>
@@ -210,14 +208,12 @@
             <w:vAlign w:val="center"/>
           </w:tcPr>
           <w:p>
-            <w:proofErr w:type="spellStart"/>
             <w:r>
               <w:rPr>
                 <w:sz w:val="20"/>
               </w:rPr>
               <w:t>Основание</w:t>
             </w:r>
-            <w:proofErr w:type="spellEnd"/>
           </w:p>
         </w:tc>
         <w:tc>
@@ -492,6 +488,7 @@
               <w:rPr>
                 <w:sz w:val="20"/>
                 <w:szCs w:val="20"/>
+                <w:lang w:val="ru-RU"/>
               </w:rPr>
             </w:pPr>
             <w:r>
@@ -501,6 +498,24 @@
                 <w:szCs w:val="20"/>
               </w:rPr>
               <w:t>НДС</w:t>
+            </w:r>
+            <w:r>
+              <w:rPr>
+                <w:b/>
+                <w:sz w:val="20"/>
+                <w:szCs w:val="20"/>
+                <w:lang w:val="ru-RU"/>
+              </w:rPr>
+              <w:t xml:space="preserve"> </w:t>
+            </w:r>
+            <w:r>
+              <w:rPr>
+                <w:b/>
+                <w:sz w:val="20"/>
+                <w:szCs w:val="20"/>
+                <w:lang w:val="ru-RU"/>
+              </w:rPr>
+              <w:t>{{VAT_RATE}}%</w:t>
             </w:r>
           </w:p>
         </w:tc>
@@ -913,42 +928,12 @@
             <w:vAlign w:val="center"/>
           </w:tcPr>
           <w:p>
-            <w:proofErr w:type="spellStart"/>
             <w:r>
               <w:rPr>
                 <w:sz w:val="20"/>
               </w:rPr>
-              <w:t>Отпуск</w:t>
+              <w:t>Отпуск груза разрешил</w:t>
             </w:r>
-            <w:proofErr w:type="spellEnd"/>
-            <w:r>
-              <w:rPr>
-                <w:sz w:val="20"/>
-              </w:rPr>
-              <w:t xml:space="preserve"> </w:t>
-            </w:r>
-            <w:proofErr w:type="spellStart"/>
-            <w:r>
-              <w:rPr>
-                <w:sz w:val="20"/>
-              </w:rPr>
-              <w:t>груза</w:t>
-            </w:r>
-            <w:proofErr w:type="spellEnd"/>
-            <w:r>
-              <w:rPr>
-                <w:sz w:val="20"/>
-              </w:rPr>
-              <w:t xml:space="preserve"> </w:t>
-            </w:r>
-            <w:proofErr w:type="spellStart"/>
-            <w:r>
-              <w:rPr>
-                <w:sz w:val="20"/>
-              </w:rPr>
-              <w:t>разрешил</w:t>
-            </w:r>
-            <w:proofErr w:type="spellEnd"/>
           </w:p>
         </w:tc>
         <w:tc>

--- a/document_templates/Товарная накладная ТОРГ-12_шаблон.docx
+++ b/document_templates/Товарная накладная ТОРГ-12_шаблон.docx
@@ -6,8 +6,21 @@
       <w:pPr>
         <w:jc w:val="right"/>
       </w:pPr>
+      <w:proofErr w:type="spellStart"/>
       <w:r>
-        <w:t>Унифицированная форма № ТОРГ-12</w:t>
+        <w:t>Унифицированная</w:t>
+      </w:r>
+      <w:proofErr w:type="spellEnd"/>
+      <w:r>
+        <w:t xml:space="preserve"> </w:t>
+      </w:r>
+      <w:proofErr w:type="spellStart"/>
+      <w:r>
+        <w:t>форма</w:t>
+      </w:r>
+      <w:proofErr w:type="spellEnd"/>
+      <w:r>
+        <w:t xml:space="preserve"> № ТОРГ-12</w:t>
       </w:r>
     </w:p>
     <w:p>
@@ -19,7 +32,23 @@
           <w:b/>
           <w:sz w:val="28"/>
         </w:rPr>
-        <w:t>ТОВАРНАЯ НАКЛАДНАЯ № {{WAYBILL_NUMBER}} от {{WAYBILL_DATE}}</w:t>
+        <w:t xml:space="preserve">ТОВАРНАЯ НАКЛАДНАЯ № {{WAYBILL_NUMBER}} </w:t>
+      </w:r>
+      <w:proofErr w:type="spellStart"/>
+      <w:r>
+        <w:rPr>
+          <w:b/>
+          <w:sz w:val="28"/>
+        </w:rPr>
+        <w:t>от</w:t>
+      </w:r>
+      <w:proofErr w:type="spellEnd"/>
+      <w:r>
+        <w:rPr>
+          <w:b/>
+          <w:sz w:val="28"/>
+        </w:rPr>
+        <w:t xml:space="preserve"> {{WAYBILL_DATE}}</w:t>
       </w:r>
     </w:p>
     <w:tbl>
@@ -63,12 +92,14 @@
             <w:vAlign w:val="center"/>
           </w:tcPr>
           <w:p>
+            <w:proofErr w:type="spellStart"/>
             <w:r>
               <w:rPr>
                 <w:sz w:val="20"/>
               </w:rPr>
               <w:t>Грузоотправитель</w:t>
             </w:r>
+            <w:proofErr w:type="spellEnd"/>
           </w:p>
         </w:tc>
         <w:tc>
@@ -99,12 +130,14 @@
             <w:vAlign w:val="center"/>
           </w:tcPr>
           <w:p>
+            <w:proofErr w:type="spellStart"/>
             <w:r>
               <w:rPr>
                 <w:sz w:val="20"/>
               </w:rPr>
               <w:t>Грузополучатель</w:t>
             </w:r>
+            <w:proofErr w:type="spellEnd"/>
           </w:p>
         </w:tc>
         <w:tc>
@@ -135,12 +168,14 @@
             <w:vAlign w:val="center"/>
           </w:tcPr>
           <w:p>
+            <w:proofErr w:type="spellStart"/>
             <w:r>
               <w:rPr>
                 <w:sz w:val="20"/>
               </w:rPr>
               <w:t>Поставщик</w:t>
             </w:r>
+            <w:proofErr w:type="spellEnd"/>
           </w:p>
         </w:tc>
         <w:tc>
@@ -171,12 +206,14 @@
             <w:vAlign w:val="center"/>
           </w:tcPr>
           <w:p>
+            <w:proofErr w:type="spellStart"/>
             <w:r>
               <w:rPr>
                 <w:sz w:val="20"/>
               </w:rPr>
               <w:t>Плательщик</w:t>
             </w:r>
+            <w:proofErr w:type="spellEnd"/>
           </w:p>
         </w:tc>
         <w:tc>
@@ -208,12 +245,14 @@
             <w:vAlign w:val="center"/>
           </w:tcPr>
           <w:p>
+            <w:proofErr w:type="spellStart"/>
             <w:r>
               <w:rPr>
                 <w:sz w:val="20"/>
               </w:rPr>
               <w:t>Основание</w:t>
             </w:r>
+            <w:proofErr w:type="spellEnd"/>
           </w:p>
         </w:tc>
         <w:tc>
@@ -274,6 +313,7 @@
                 <w:szCs w:val="20"/>
               </w:rPr>
             </w:pPr>
+            <w:proofErr w:type="spellStart"/>
             <w:r>
               <w:rPr>
                 <w:b/>
@@ -282,6 +322,7 @@
               </w:rPr>
               <w:t>Товар</w:t>
             </w:r>
+            <w:proofErr w:type="spellEnd"/>
           </w:p>
         </w:tc>
         <w:tc>
@@ -298,6 +339,7 @@
                 <w:szCs w:val="20"/>
               </w:rPr>
             </w:pPr>
+            <w:proofErr w:type="spellStart"/>
             <w:r>
               <w:rPr>
                 <w:b/>
@@ -306,6 +348,7 @@
               </w:rPr>
               <w:t>Код</w:t>
             </w:r>
+            <w:proofErr w:type="spellEnd"/>
           </w:p>
         </w:tc>
         <w:tc>
@@ -322,13 +365,23 @@
                 <w:szCs w:val="20"/>
               </w:rPr>
             </w:pPr>
+            <w:proofErr w:type="spellStart"/>
             <w:r>
               <w:rPr>
                 <w:b/>
                 <w:sz w:val="20"/>
                 <w:szCs w:val="20"/>
               </w:rPr>
-              <w:t>Ед.</w:t>
+              <w:t>Ед</w:t>
+            </w:r>
+            <w:proofErr w:type="spellEnd"/>
+            <w:r>
+              <w:rPr>
+                <w:b/>
+                <w:sz w:val="20"/>
+                <w:szCs w:val="20"/>
+              </w:rPr>
+              <w:t>.</w:t>
             </w:r>
           </w:p>
         </w:tc>
@@ -346,14 +399,34 @@
                 <w:szCs w:val="20"/>
               </w:rPr>
             </w:pPr>
+            <w:proofErr w:type="spellStart"/>
             <w:r>
               <w:rPr>
                 <w:b/>
                 <w:sz w:val="20"/>
                 <w:szCs w:val="20"/>
               </w:rPr>
-              <w:t>Вид упаковки</w:t>
+              <w:t>Вид</w:t>
             </w:r>
+            <w:proofErr w:type="spellEnd"/>
+            <w:r>
+              <w:rPr>
+                <w:b/>
+                <w:sz w:val="20"/>
+                <w:szCs w:val="20"/>
+              </w:rPr>
+              <w:t xml:space="preserve"> </w:t>
+            </w:r>
+            <w:proofErr w:type="spellStart"/>
+            <w:r>
+              <w:rPr>
+                <w:b/>
+                <w:sz w:val="20"/>
+                <w:szCs w:val="20"/>
+              </w:rPr>
+              <w:t>упаковки</w:t>
+            </w:r>
+            <w:proofErr w:type="spellEnd"/>
           </w:p>
         </w:tc>
         <w:tc>
@@ -370,14 +443,34 @@
                 <w:szCs w:val="20"/>
               </w:rPr>
             </w:pPr>
+            <w:proofErr w:type="spellStart"/>
             <w:r>
               <w:rPr>
                 <w:b/>
                 <w:sz w:val="20"/>
                 <w:szCs w:val="20"/>
               </w:rPr>
-              <w:t>Кол-во мест</w:t>
+              <w:t>Кол-во</w:t>
             </w:r>
+            <w:proofErr w:type="spellEnd"/>
+            <w:r>
+              <w:rPr>
+                <w:b/>
+                <w:sz w:val="20"/>
+                <w:szCs w:val="20"/>
+              </w:rPr>
+              <w:t xml:space="preserve"> </w:t>
+            </w:r>
+            <w:proofErr w:type="spellStart"/>
+            <w:r>
+              <w:rPr>
+                <w:b/>
+                <w:sz w:val="20"/>
+                <w:szCs w:val="20"/>
+              </w:rPr>
+              <w:t>мест</w:t>
+            </w:r>
+            <w:proofErr w:type="spellEnd"/>
           </w:p>
         </w:tc>
         <w:tc>
@@ -394,6 +487,7 @@
                 <w:szCs w:val="20"/>
               </w:rPr>
             </w:pPr>
+            <w:proofErr w:type="spellStart"/>
             <w:r>
               <w:rPr>
                 <w:b/>
@@ -402,6 +496,7 @@
               </w:rPr>
               <w:t>Масса</w:t>
             </w:r>
+            <w:proofErr w:type="spellEnd"/>
           </w:p>
         </w:tc>
         <w:tc>
@@ -418,6 +513,7 @@
                 <w:szCs w:val="20"/>
               </w:rPr>
             </w:pPr>
+            <w:proofErr w:type="spellStart"/>
             <w:r>
               <w:rPr>
                 <w:b/>
@@ -426,6 +522,7 @@
               </w:rPr>
               <w:t>Кол-во</w:t>
             </w:r>
+            <w:proofErr w:type="spellEnd"/>
           </w:p>
         </w:tc>
         <w:tc>
@@ -442,6 +539,7 @@
                 <w:szCs w:val="20"/>
               </w:rPr>
             </w:pPr>
+            <w:proofErr w:type="spellStart"/>
             <w:r>
               <w:rPr>
                 <w:b/>
@@ -450,6 +548,7 @@
               </w:rPr>
               <w:t>Цена</w:t>
             </w:r>
+            <w:proofErr w:type="spellEnd"/>
           </w:p>
         </w:tc>
         <w:tc>
@@ -466,13 +565,41 @@
                 <w:szCs w:val="20"/>
               </w:rPr>
             </w:pPr>
+            <w:proofErr w:type="spellStart"/>
             <w:r>
               <w:rPr>
                 <w:b/>
                 <w:sz w:val="20"/>
                 <w:szCs w:val="20"/>
               </w:rPr>
-              <w:t>Сумма без НДС</w:t>
+              <w:t>Сумма</w:t>
+            </w:r>
+            <w:proofErr w:type="spellEnd"/>
+            <w:r>
+              <w:rPr>
+                <w:b/>
+                <w:sz w:val="20"/>
+                <w:szCs w:val="20"/>
+              </w:rPr>
+              <w:t xml:space="preserve"> </w:t>
+            </w:r>
+            <w:proofErr w:type="spellStart"/>
+            <w:r>
+              <w:rPr>
+                <w:b/>
+                <w:sz w:val="20"/>
+                <w:szCs w:val="20"/>
+              </w:rPr>
+              <w:t>без</w:t>
+            </w:r>
+            <w:proofErr w:type="spellEnd"/>
+            <w:r>
+              <w:rPr>
+                <w:b/>
+                <w:sz w:val="20"/>
+                <w:szCs w:val="20"/>
+              </w:rPr>
+              <w:t xml:space="preserve"> НДС</w:t>
             </w:r>
           </w:p>
         </w:tc>
@@ -515,7 +642,7 @@
                 <w:szCs w:val="20"/>
                 <w:lang w:val="ru-RU"/>
               </w:rPr>
-              <w:t>{{VAT_RATE}}%</w:t>
+              <w:t>{{VAT_RATE}}</w:t>
             </w:r>
           </w:p>
         </w:tc>
@@ -533,13 +660,23 @@
                 <w:szCs w:val="20"/>
               </w:rPr>
             </w:pPr>
+            <w:proofErr w:type="spellStart"/>
             <w:r>
               <w:rPr>
                 <w:b/>
                 <w:sz w:val="20"/>
                 <w:szCs w:val="20"/>
               </w:rPr>
-              <w:t>Сумма с НДС</w:t>
+              <w:t>Сумма</w:t>
+            </w:r>
+            <w:proofErr w:type="spellEnd"/>
+            <w:r>
+              <w:rPr>
+                <w:b/>
+                <w:sz w:val="20"/>
+                <w:szCs w:val="20"/>
+              </w:rPr>
+              <w:t xml:space="preserve"> с НДС</w:t>
             </w:r>
           </w:p>
         </w:tc>
@@ -905,12 +1042,12 @@
         <w:tblW w:w="0" w:type="auto"/>
         <w:jc w:val="center"/>
         <w:tblBorders>
-          <w:top w:val="single" w:sz="4" w:space="0" w:color="555555"/>
-          <w:left w:val="single" w:sz="4" w:space="0" w:color="555555"/>
-          <w:bottom w:val="single" w:sz="4" w:space="0" w:color="555555"/>
-          <w:right w:val="single" w:sz="4" w:space="0" w:color="555555"/>
-          <w:insideH w:val="single" w:sz="4" w:space="0" w:color="555555"/>
-          <w:insideV w:val="single" w:sz="4" w:space="0" w:color="555555"/>
+          <w:top w:val="none" w:sz="0" w:space="0" w:color="auto"/>
+          <w:left w:val="none" w:sz="0" w:space="0" w:color="auto"/>
+          <w:bottom w:val="none" w:sz="0" w:space="0" w:color="auto"/>
+          <w:right w:val="none" w:sz="0" w:space="0" w:color="auto"/>
+          <w:insideH w:val="none" w:sz="0" w:space="0" w:color="auto"/>
+          <w:insideV w:val="none" w:sz="0" w:space="0" w:color="auto"/>
         </w:tblBorders>
         <w:tblLook w:val="04A0" w:firstRow="1" w:lastRow="0" w:firstColumn="1" w:lastColumn="0" w:noHBand="0" w:noVBand="1"/>
       </w:tblPr>
@@ -928,12 +1065,42 @@
             <w:vAlign w:val="center"/>
           </w:tcPr>
           <w:p>
+            <w:proofErr w:type="spellStart"/>
             <w:r>
               <w:rPr>
                 <w:sz w:val="20"/>
               </w:rPr>
-              <w:t>Отпуск груза разрешил</w:t>
+              <w:t>Отпуск</w:t>
             </w:r>
+            <w:proofErr w:type="spellEnd"/>
+            <w:r>
+              <w:rPr>
+                <w:sz w:val="20"/>
+              </w:rPr>
+              <w:t xml:space="preserve"> </w:t>
+            </w:r>
+            <w:proofErr w:type="spellStart"/>
+            <w:r>
+              <w:rPr>
+                <w:sz w:val="20"/>
+              </w:rPr>
+              <w:t>груза</w:t>
+            </w:r>
+            <w:proofErr w:type="spellEnd"/>
+            <w:r>
+              <w:rPr>
+                <w:sz w:val="20"/>
+              </w:rPr>
+              <w:t xml:space="preserve"> </w:t>
+            </w:r>
+            <w:proofErr w:type="spellStart"/>
+            <w:r>
+              <w:rPr>
+                <w:sz w:val="20"/>
+              </w:rPr>
+              <w:t>разрешил</w:t>
+            </w:r>
+            <w:proofErr w:type="spellEnd"/>
           </w:p>
         </w:tc>
         <w:tc>
@@ -942,12 +1109,28 @@
             <w:vAlign w:val="center"/>
           </w:tcPr>
           <w:p>
+            <w:proofErr w:type="spellStart"/>
             <w:r>
               <w:rPr>
                 <w:sz w:val="20"/>
               </w:rPr>
-              <w:t>Груз получил</w:t>
+              <w:t>Груз</w:t>
             </w:r>
+            <w:proofErr w:type="spellEnd"/>
+            <w:r>
+              <w:rPr>
+                <w:sz w:val="20"/>
+              </w:rPr>
+              <w:t xml:space="preserve"> </w:t>
+            </w:r>
+            <w:proofErr w:type="spellStart"/>
+            <w:r>
+              <w:rPr>
+                <w:sz w:val="20"/>
+              </w:rPr>
+              <w:t>получил</w:t>
+            </w:r>
+            <w:proofErr w:type="spellEnd"/>
           </w:p>
         </w:tc>
       </w:tr>

--- a/document_templates/Товарная накладная ТОРГ-12_шаблон.docx
+++ b/document_templates/Товарная накладная ТОРГ-12_шаблон.docx
@@ -4,24 +4,8 @@
   <w:body>
     <w:p>
       <w:pPr>
-        <w:jc w:val="right"/>
+        <w:jc w:val="center"/>
       </w:pPr>
-      <w:proofErr w:type="spellStart"/>
-      <w:r>
-        <w:t>Унифицированная</w:t>
-      </w:r>
-      <w:proofErr w:type="spellEnd"/>
-      <w:r>
-        <w:t xml:space="preserve"> </w:t>
-      </w:r>
-      <w:proofErr w:type="spellStart"/>
-      <w:r>
-        <w:t>форма</w:t>
-      </w:r>
-      <w:proofErr w:type="spellEnd"/>
-      <w:r>
-        <w:t xml:space="preserve"> № ТОРГ-12</w:t>
-      </w:r>
     </w:p>
     <w:p>
       <w:pPr>
@@ -67,8 +51,8 @@
         <w:tblLook w:val="04A0" w:firstRow="1" w:lastRow="0" w:firstColumn="1" w:lastColumn="0" w:noHBand="0" w:noVBand="1"/>
       </w:tblPr>
       <w:tblGrid>
-        <w:gridCol w:w="985"/>
-        <w:gridCol w:w="1194"/>
+        <w:gridCol w:w="986"/>
+        <w:gridCol w:w="1193"/>
         <w:gridCol w:w="1166"/>
         <w:gridCol w:w="755"/>
         <w:gridCol w:w="1388"/>
@@ -92,10 +76,17 @@
             <w:vAlign w:val="center"/>
           </w:tcPr>
           <w:p>
+            <w:pPr>
+              <w:rPr>
+                <w:sz w:val="24"/>
+                <w:szCs w:val="28"/>
+              </w:rPr>
+            </w:pPr>
             <w:proofErr w:type="spellStart"/>
             <w:r>
               <w:rPr>
-                <w:sz w:val="20"/>
+                <w:sz w:val="24"/>
+                <w:szCs w:val="28"/>
               </w:rPr>
               <w:t>Грузоотправитель</w:t>
             </w:r>
@@ -109,9 +100,16 @@
             <w:vAlign w:val="center"/>
           </w:tcPr>
           <w:p>
+            <w:pPr>
+              <w:rPr>
+                <w:sz w:val="24"/>
+                <w:szCs w:val="28"/>
+              </w:rPr>
+            </w:pPr>
             <w:r>
               <w:rPr>
-                <w:sz w:val="20"/>
+                <w:sz w:val="24"/>
+                <w:szCs w:val="28"/>
               </w:rPr>
               <w:t>{{SHIPPER_NAME}}, {{SHIPPER_REQUISITES}}</w:t>
             </w:r>
@@ -130,10 +128,17 @@
             <w:vAlign w:val="center"/>
           </w:tcPr>
           <w:p>
+            <w:pPr>
+              <w:rPr>
+                <w:sz w:val="24"/>
+                <w:szCs w:val="28"/>
+              </w:rPr>
+            </w:pPr>
             <w:proofErr w:type="spellStart"/>
             <w:r>
               <w:rPr>
-                <w:sz w:val="20"/>
+                <w:sz w:val="24"/>
+                <w:szCs w:val="28"/>
               </w:rPr>
               <w:t>Грузополучатель</w:t>
             </w:r>
@@ -147,9 +152,16 @@
             <w:vAlign w:val="center"/>
           </w:tcPr>
           <w:p>
+            <w:pPr>
+              <w:rPr>
+                <w:sz w:val="24"/>
+                <w:szCs w:val="28"/>
+              </w:rPr>
+            </w:pPr>
             <w:r>
               <w:rPr>
-                <w:sz w:val="20"/>
+                <w:sz w:val="24"/>
+                <w:szCs w:val="28"/>
               </w:rPr>
               <w:t>{{CONSIGNEE_NAME}}, {{CONSIGNEE_REQUISITES}}</w:t>
             </w:r>
@@ -168,10 +180,17 @@
             <w:vAlign w:val="center"/>
           </w:tcPr>
           <w:p>
+            <w:pPr>
+              <w:rPr>
+                <w:sz w:val="24"/>
+                <w:szCs w:val="28"/>
+              </w:rPr>
+            </w:pPr>
             <w:proofErr w:type="spellStart"/>
             <w:r>
               <w:rPr>
-                <w:sz w:val="20"/>
+                <w:sz w:val="24"/>
+                <w:szCs w:val="28"/>
               </w:rPr>
               <w:t>Поставщик</w:t>
             </w:r>
@@ -185,9 +204,16 @@
             <w:vAlign w:val="center"/>
           </w:tcPr>
           <w:p>
+            <w:pPr>
+              <w:rPr>
+                <w:sz w:val="24"/>
+                <w:szCs w:val="28"/>
+              </w:rPr>
+            </w:pPr>
             <w:r>
               <w:rPr>
-                <w:sz w:val="20"/>
+                <w:sz w:val="24"/>
+                <w:szCs w:val="28"/>
               </w:rPr>
               <w:t>{{SUPPLIER_NAME}}, {{SUPPLIER_REQUISITES}}</w:t>
             </w:r>
@@ -206,10 +232,17 @@
             <w:vAlign w:val="center"/>
           </w:tcPr>
           <w:p>
+            <w:pPr>
+              <w:rPr>
+                <w:sz w:val="24"/>
+                <w:szCs w:val="28"/>
+              </w:rPr>
+            </w:pPr>
             <w:proofErr w:type="spellStart"/>
             <w:r>
               <w:rPr>
-                <w:sz w:val="20"/>
+                <w:sz w:val="24"/>
+                <w:szCs w:val="28"/>
               </w:rPr>
               <w:t>Плательщик</w:t>
             </w:r>
@@ -223,9 +256,16 @@
             <w:vAlign w:val="center"/>
           </w:tcPr>
           <w:p>
+            <w:pPr>
+              <w:rPr>
+                <w:sz w:val="24"/>
+                <w:szCs w:val="28"/>
+              </w:rPr>
+            </w:pPr>
             <w:r>
               <w:rPr>
-                <w:sz w:val="20"/>
+                <w:sz w:val="24"/>
+                <w:szCs w:val="28"/>
               </w:rPr>
               <w:t>{{PAYER_NAME}}, {{PAYER_REQUISITES}}</w:t>
             </w:r>
@@ -245,10 +285,17 @@
             <w:vAlign w:val="center"/>
           </w:tcPr>
           <w:p>
+            <w:pPr>
+              <w:rPr>
+                <w:sz w:val="24"/>
+                <w:szCs w:val="28"/>
+              </w:rPr>
+            </w:pPr>
             <w:proofErr w:type="spellStart"/>
             <w:r>
               <w:rPr>
-                <w:sz w:val="20"/>
+                <w:sz w:val="24"/>
+                <w:szCs w:val="28"/>
               </w:rPr>
               <w:t>Основание</w:t>
             </w:r>
@@ -262,9 +309,16 @@
             <w:vAlign w:val="center"/>
           </w:tcPr>
           <w:p>
+            <w:pPr>
+              <w:rPr>
+                <w:sz w:val="24"/>
+                <w:szCs w:val="28"/>
+              </w:rPr>
+            </w:pPr>
             <w:r>
               <w:rPr>
-                <w:sz w:val="20"/>
+                <w:sz w:val="24"/>
+                <w:szCs w:val="28"/>
               </w:rPr>
               <w:t>{{BASIS_DOCUMENT}}</w:t>
             </w:r>
@@ -285,15 +339,15 @@
             <w:pPr>
               <w:jc w:val="center"/>
               <w:rPr>
-                <w:sz w:val="20"/>
-                <w:szCs w:val="20"/>
+                <w:sz w:val="24"/>
+                <w:szCs w:val="28"/>
               </w:rPr>
             </w:pPr>
             <w:r>
               <w:rPr>
                 <w:b/>
-                <w:sz w:val="20"/>
-                <w:szCs w:val="20"/>
+                <w:sz w:val="24"/>
+                <w:szCs w:val="28"/>
               </w:rPr>
               <w:t>№</w:t>
             </w:r>
@@ -309,16 +363,16 @@
             <w:pPr>
               <w:jc w:val="center"/>
               <w:rPr>
-                <w:sz w:val="20"/>
-                <w:szCs w:val="20"/>
+                <w:sz w:val="24"/>
+                <w:szCs w:val="28"/>
               </w:rPr>
             </w:pPr>
             <w:proofErr w:type="spellStart"/>
             <w:r>
               <w:rPr>
                 <w:b/>
-                <w:sz w:val="20"/>
-                <w:szCs w:val="20"/>
+                <w:sz w:val="24"/>
+                <w:szCs w:val="28"/>
               </w:rPr>
               <w:t>Товар</w:t>
             </w:r>
@@ -335,16 +389,16 @@
             <w:pPr>
               <w:jc w:val="center"/>
               <w:rPr>
-                <w:sz w:val="20"/>
-                <w:szCs w:val="20"/>
+                <w:sz w:val="24"/>
+                <w:szCs w:val="28"/>
               </w:rPr>
             </w:pPr>
             <w:proofErr w:type="spellStart"/>
             <w:r>
               <w:rPr>
                 <w:b/>
-                <w:sz w:val="20"/>
-                <w:szCs w:val="20"/>
+                <w:sz w:val="24"/>
+                <w:szCs w:val="28"/>
               </w:rPr>
               <w:t>Код</w:t>
             </w:r>
@@ -361,16 +415,16 @@
             <w:pPr>
               <w:jc w:val="center"/>
               <w:rPr>
-                <w:sz w:val="20"/>
-                <w:szCs w:val="20"/>
+                <w:sz w:val="24"/>
+                <w:szCs w:val="28"/>
               </w:rPr>
             </w:pPr>
             <w:proofErr w:type="spellStart"/>
             <w:r>
               <w:rPr>
                 <w:b/>
-                <w:sz w:val="20"/>
-                <w:szCs w:val="20"/>
+                <w:sz w:val="24"/>
+                <w:szCs w:val="28"/>
               </w:rPr>
               <w:t>Ед</w:t>
             </w:r>
@@ -378,8 +432,8 @@
             <w:r>
               <w:rPr>
                 <w:b/>
-                <w:sz w:val="20"/>
-                <w:szCs w:val="20"/>
+                <w:sz w:val="24"/>
+                <w:szCs w:val="28"/>
               </w:rPr>
               <w:t>.</w:t>
             </w:r>
@@ -395,16 +449,16 @@
             <w:pPr>
               <w:jc w:val="center"/>
               <w:rPr>
-                <w:sz w:val="20"/>
-                <w:szCs w:val="20"/>
+                <w:sz w:val="24"/>
+                <w:szCs w:val="28"/>
               </w:rPr>
             </w:pPr>
             <w:proofErr w:type="spellStart"/>
             <w:r>
               <w:rPr>
                 <w:b/>
-                <w:sz w:val="20"/>
-                <w:szCs w:val="20"/>
+                <w:sz w:val="24"/>
+                <w:szCs w:val="28"/>
               </w:rPr>
               <w:t>Вид</w:t>
             </w:r>
@@ -412,8 +466,8 @@
             <w:r>
               <w:rPr>
                 <w:b/>
-                <w:sz w:val="20"/>
-                <w:szCs w:val="20"/>
+                <w:sz w:val="24"/>
+                <w:szCs w:val="28"/>
               </w:rPr>
               <w:t xml:space="preserve"> </w:t>
             </w:r>
@@ -421,8 +475,8 @@
             <w:r>
               <w:rPr>
                 <w:b/>
-                <w:sz w:val="20"/>
-                <w:szCs w:val="20"/>
+                <w:sz w:val="24"/>
+                <w:szCs w:val="28"/>
               </w:rPr>
               <w:t>упаковки</w:t>
             </w:r>
@@ -439,16 +493,16 @@
             <w:pPr>
               <w:jc w:val="center"/>
               <w:rPr>
-                <w:sz w:val="20"/>
-                <w:szCs w:val="20"/>
+                <w:sz w:val="24"/>
+                <w:szCs w:val="28"/>
               </w:rPr>
             </w:pPr>
             <w:proofErr w:type="spellStart"/>
             <w:r>
               <w:rPr>
                 <w:b/>
-                <w:sz w:val="20"/>
-                <w:szCs w:val="20"/>
+                <w:sz w:val="24"/>
+                <w:szCs w:val="28"/>
               </w:rPr>
               <w:t>Кол-во</w:t>
             </w:r>
@@ -456,8 +510,8 @@
             <w:r>
               <w:rPr>
                 <w:b/>
-                <w:sz w:val="20"/>
-                <w:szCs w:val="20"/>
+                <w:sz w:val="24"/>
+                <w:szCs w:val="28"/>
               </w:rPr>
               <w:t xml:space="preserve"> </w:t>
             </w:r>
@@ -465,8 +519,8 @@
             <w:r>
               <w:rPr>
                 <w:b/>
-                <w:sz w:val="20"/>
-                <w:szCs w:val="20"/>
+                <w:sz w:val="24"/>
+                <w:szCs w:val="28"/>
               </w:rPr>
               <w:t>мест</w:t>
             </w:r>
@@ -483,16 +537,16 @@
             <w:pPr>
               <w:jc w:val="center"/>
               <w:rPr>
-                <w:sz w:val="20"/>
-                <w:szCs w:val="20"/>
+                <w:sz w:val="24"/>
+                <w:szCs w:val="28"/>
               </w:rPr>
             </w:pPr>
             <w:proofErr w:type="spellStart"/>
             <w:r>
               <w:rPr>
                 <w:b/>
-                <w:sz w:val="20"/>
-                <w:szCs w:val="20"/>
+                <w:sz w:val="24"/>
+                <w:szCs w:val="28"/>
               </w:rPr>
               <w:t>Масса</w:t>
             </w:r>
@@ -509,16 +563,16 @@
             <w:pPr>
               <w:jc w:val="center"/>
               <w:rPr>
-                <w:sz w:val="20"/>
-                <w:szCs w:val="20"/>
+                <w:sz w:val="24"/>
+                <w:szCs w:val="28"/>
               </w:rPr>
             </w:pPr>
             <w:proofErr w:type="spellStart"/>
             <w:r>
               <w:rPr>
                 <w:b/>
-                <w:sz w:val="20"/>
-                <w:szCs w:val="20"/>
+                <w:sz w:val="24"/>
+                <w:szCs w:val="28"/>
               </w:rPr>
               <w:t>Кол-во</w:t>
             </w:r>
@@ -535,16 +589,16 @@
             <w:pPr>
               <w:jc w:val="center"/>
               <w:rPr>
-                <w:sz w:val="20"/>
-                <w:szCs w:val="20"/>
+                <w:sz w:val="24"/>
+                <w:szCs w:val="28"/>
               </w:rPr>
             </w:pPr>
             <w:proofErr w:type="spellStart"/>
             <w:r>
               <w:rPr>
                 <w:b/>
-                <w:sz w:val="20"/>
-                <w:szCs w:val="20"/>
+                <w:sz w:val="24"/>
+                <w:szCs w:val="28"/>
               </w:rPr>
               <w:t>Цена</w:t>
             </w:r>
@@ -561,16 +615,16 @@
             <w:pPr>
               <w:jc w:val="center"/>
               <w:rPr>
-                <w:sz w:val="20"/>
-                <w:szCs w:val="20"/>
+                <w:sz w:val="24"/>
+                <w:szCs w:val="28"/>
               </w:rPr>
             </w:pPr>
             <w:proofErr w:type="spellStart"/>
             <w:r>
               <w:rPr>
                 <w:b/>
-                <w:sz w:val="20"/>
-                <w:szCs w:val="20"/>
+                <w:sz w:val="24"/>
+                <w:szCs w:val="28"/>
               </w:rPr>
               <w:t>Сумма</w:t>
             </w:r>
@@ -578,8 +632,8 @@
             <w:r>
               <w:rPr>
                 <w:b/>
-                <w:sz w:val="20"/>
-                <w:szCs w:val="20"/>
+                <w:sz w:val="24"/>
+                <w:szCs w:val="28"/>
               </w:rPr>
               <w:t xml:space="preserve"> </w:t>
             </w:r>
@@ -587,8 +641,8 @@
             <w:r>
               <w:rPr>
                 <w:b/>
-                <w:sz w:val="20"/>
-                <w:szCs w:val="20"/>
+                <w:sz w:val="24"/>
+                <w:szCs w:val="28"/>
               </w:rPr>
               <w:t>без</w:t>
             </w:r>
@@ -596,8 +650,8 @@
             <w:r>
               <w:rPr>
                 <w:b/>
-                <w:sz w:val="20"/>
-                <w:szCs w:val="20"/>
+                <w:sz w:val="24"/>
+                <w:szCs w:val="28"/>
               </w:rPr>
               <w:t xml:space="preserve"> НДС</w:t>
             </w:r>
@@ -613,36 +667,27 @@
             <w:pPr>
               <w:jc w:val="center"/>
               <w:rPr>
-                <w:sz w:val="20"/>
-                <w:szCs w:val="20"/>
+                <w:sz w:val="24"/>
+                <w:szCs w:val="28"/>
                 <w:lang w:val="ru-RU"/>
               </w:rPr>
             </w:pPr>
             <w:r>
               <w:rPr>
                 <w:b/>
-                <w:sz w:val="20"/>
-                <w:szCs w:val="20"/>
+                <w:sz w:val="24"/>
+                <w:szCs w:val="28"/>
               </w:rPr>
               <w:t>НДС</w:t>
             </w:r>
             <w:r>
               <w:rPr>
                 <w:b/>
-                <w:sz w:val="20"/>
-                <w:szCs w:val="20"/>
+                <w:sz w:val="24"/>
+                <w:szCs w:val="28"/>
                 <w:lang w:val="ru-RU"/>
               </w:rPr>
-              <w:t xml:space="preserve"> </w:t>
-            </w:r>
-            <w:r>
-              <w:rPr>
-                <w:b/>
-                <w:sz w:val="20"/>
-                <w:szCs w:val="20"/>
-                <w:lang w:val="ru-RU"/>
-              </w:rPr>
-              <w:t>{{VAT_RATE}}</w:t>
+              <w:t xml:space="preserve"> {{VAT_RATE}}</w:t>
             </w:r>
           </w:p>
         </w:tc>
@@ -656,16 +701,16 @@
             <w:pPr>
               <w:jc w:val="center"/>
               <w:rPr>
-                <w:sz w:val="20"/>
-                <w:szCs w:val="20"/>
+                <w:sz w:val="24"/>
+                <w:szCs w:val="28"/>
               </w:rPr>
             </w:pPr>
             <w:proofErr w:type="spellStart"/>
             <w:r>
               <w:rPr>
                 <w:b/>
-                <w:sz w:val="20"/>
-                <w:szCs w:val="20"/>
+                <w:sz w:val="24"/>
+                <w:szCs w:val="28"/>
               </w:rPr>
               <w:t>Сумма</w:t>
             </w:r>
@@ -673,8 +718,8 @@
             <w:r>
               <w:rPr>
                 <w:b/>
-                <w:sz w:val="20"/>
-                <w:szCs w:val="20"/>
+                <w:sz w:val="24"/>
+                <w:szCs w:val="28"/>
               </w:rPr>
               <w:t xml:space="preserve"> с НДС</w:t>
             </w:r>
@@ -693,14 +738,14 @@
           <w:p>
             <w:pPr>
               <w:rPr>
-                <w:sz w:val="20"/>
-                <w:szCs w:val="20"/>
+                <w:sz w:val="24"/>
+                <w:szCs w:val="28"/>
               </w:rPr>
             </w:pPr>
             <w:r>
               <w:rPr>
-                <w:sz w:val="20"/>
-                <w:szCs w:val="20"/>
+                <w:sz w:val="24"/>
+                <w:szCs w:val="28"/>
               </w:rPr>
               <w:t>{{LINE_NO}}</w:t>
             </w:r>
@@ -714,14 +759,14 @@
           <w:p>
             <w:pPr>
               <w:rPr>
-                <w:sz w:val="20"/>
-                <w:szCs w:val="20"/>
+                <w:sz w:val="24"/>
+                <w:szCs w:val="28"/>
               </w:rPr>
             </w:pPr>
             <w:r>
               <w:rPr>
-                <w:sz w:val="20"/>
-                <w:szCs w:val="20"/>
+                <w:sz w:val="24"/>
+                <w:szCs w:val="28"/>
               </w:rPr>
               <w:t>{{ITEM_NAME}}</w:t>
             </w:r>
@@ -735,14 +780,14 @@
           <w:p>
             <w:pPr>
               <w:rPr>
-                <w:sz w:val="20"/>
-                <w:szCs w:val="20"/>
+                <w:sz w:val="24"/>
+                <w:szCs w:val="28"/>
               </w:rPr>
             </w:pPr>
             <w:r>
               <w:rPr>
-                <w:sz w:val="20"/>
-                <w:szCs w:val="20"/>
+                <w:sz w:val="24"/>
+                <w:szCs w:val="28"/>
               </w:rPr>
               <w:t>{{ITEM_CODE}}</w:t>
             </w:r>
@@ -756,14 +801,14 @@
           <w:p>
             <w:pPr>
               <w:rPr>
-                <w:sz w:val="20"/>
-                <w:szCs w:val="20"/>
+                <w:sz w:val="24"/>
+                <w:szCs w:val="28"/>
               </w:rPr>
             </w:pPr>
             <w:r>
               <w:rPr>
-                <w:sz w:val="20"/>
-                <w:szCs w:val="20"/>
+                <w:sz w:val="24"/>
+                <w:szCs w:val="28"/>
               </w:rPr>
               <w:t>{{UNIT}}</w:t>
             </w:r>
@@ -777,14 +822,14 @@
           <w:p>
             <w:pPr>
               <w:rPr>
-                <w:sz w:val="20"/>
-                <w:szCs w:val="20"/>
+                <w:sz w:val="24"/>
+                <w:szCs w:val="28"/>
               </w:rPr>
             </w:pPr>
             <w:r>
               <w:rPr>
-                <w:sz w:val="20"/>
-                <w:szCs w:val="20"/>
+                <w:sz w:val="24"/>
+                <w:szCs w:val="28"/>
               </w:rPr>
               <w:t>{{PACKING_TYPE}}</w:t>
             </w:r>
@@ -798,14 +843,14 @@
           <w:p>
             <w:pPr>
               <w:rPr>
-                <w:sz w:val="20"/>
-                <w:szCs w:val="20"/>
+                <w:sz w:val="24"/>
+                <w:szCs w:val="28"/>
               </w:rPr>
             </w:pPr>
             <w:r>
               <w:rPr>
-                <w:sz w:val="20"/>
-                <w:szCs w:val="20"/>
+                <w:sz w:val="24"/>
+                <w:szCs w:val="28"/>
               </w:rPr>
               <w:t>{{PACKS_COUNT}}</w:t>
             </w:r>
@@ -819,14 +864,14 @@
           <w:p>
             <w:pPr>
               <w:rPr>
-                <w:sz w:val="20"/>
-                <w:szCs w:val="20"/>
+                <w:sz w:val="24"/>
+                <w:szCs w:val="28"/>
               </w:rPr>
             </w:pPr>
             <w:r>
               <w:rPr>
-                <w:sz w:val="20"/>
-                <w:szCs w:val="20"/>
+                <w:sz w:val="24"/>
+                <w:szCs w:val="28"/>
               </w:rPr>
               <w:t>{{WEIGHT}}</w:t>
             </w:r>
@@ -840,14 +885,14 @@
           <w:p>
             <w:pPr>
               <w:rPr>
-                <w:sz w:val="20"/>
-                <w:szCs w:val="20"/>
+                <w:sz w:val="24"/>
+                <w:szCs w:val="28"/>
               </w:rPr>
             </w:pPr>
             <w:r>
               <w:rPr>
-                <w:sz w:val="20"/>
-                <w:szCs w:val="20"/>
+                <w:sz w:val="24"/>
+                <w:szCs w:val="28"/>
               </w:rPr>
               <w:t>{{QUANTITY}}</w:t>
             </w:r>
@@ -861,14 +906,14 @@
           <w:p>
             <w:pPr>
               <w:rPr>
-                <w:sz w:val="20"/>
-                <w:szCs w:val="20"/>
+                <w:sz w:val="24"/>
+                <w:szCs w:val="28"/>
               </w:rPr>
             </w:pPr>
             <w:r>
               <w:rPr>
-                <w:sz w:val="20"/>
-                <w:szCs w:val="20"/>
+                <w:sz w:val="24"/>
+                <w:szCs w:val="28"/>
               </w:rPr>
               <w:t>{{PRICE}}</w:t>
             </w:r>
@@ -882,14 +927,14 @@
           <w:p>
             <w:pPr>
               <w:rPr>
-                <w:sz w:val="20"/>
-                <w:szCs w:val="20"/>
+                <w:sz w:val="24"/>
+                <w:szCs w:val="28"/>
               </w:rPr>
             </w:pPr>
             <w:r>
               <w:rPr>
-                <w:sz w:val="20"/>
-                <w:szCs w:val="20"/>
+                <w:sz w:val="24"/>
+                <w:szCs w:val="28"/>
               </w:rPr>
               <w:t>{{AMOUNT_NO_VAT}}</w:t>
             </w:r>
@@ -903,14 +948,14 @@
           <w:p>
             <w:pPr>
               <w:rPr>
-                <w:sz w:val="20"/>
-                <w:szCs w:val="20"/>
+                <w:sz w:val="24"/>
+                <w:szCs w:val="28"/>
               </w:rPr>
             </w:pPr>
             <w:r>
               <w:rPr>
-                <w:sz w:val="20"/>
-                <w:szCs w:val="20"/>
+                <w:sz w:val="24"/>
+                <w:szCs w:val="28"/>
               </w:rPr>
               <w:t>{{VAT_AMOUNT}}</w:t>
             </w:r>
@@ -924,14 +969,14 @@
           <w:p>
             <w:pPr>
               <w:rPr>
-                <w:sz w:val="20"/>
-                <w:szCs w:val="20"/>
+                <w:sz w:val="24"/>
+                <w:szCs w:val="28"/>
               </w:rPr>
             </w:pPr>
             <w:r>
               <w:rPr>
-                <w:sz w:val="20"/>
-                <w:szCs w:val="20"/>
+                <w:sz w:val="24"/>
+                <w:szCs w:val="28"/>
               </w:rPr>
               <w:t>{{AMOUNT_WITH_VAT}}</w:t>
             </w:r>
@@ -953,15 +998,15 @@
               <w:spacing w:line="276" w:lineRule="auto"/>
               <w:jc w:val="right"/>
               <w:rPr>
-                <w:sz w:val="20"/>
-                <w:szCs w:val="20"/>
+                <w:sz w:val="24"/>
+                <w:szCs w:val="28"/>
                 <w:lang w:val="ru-RU"/>
               </w:rPr>
             </w:pPr>
             <w:r>
               <w:rPr>
-                <w:sz w:val="20"/>
-                <w:szCs w:val="20"/>
+                <w:sz w:val="24"/>
+                <w:szCs w:val="28"/>
                 <w:lang w:val="ru-RU"/>
               </w:rPr>
               <w:t>Всего по накладной:</w:t>
@@ -976,14 +1021,14 @@
           <w:p>
             <w:pPr>
               <w:rPr>
-                <w:sz w:val="20"/>
-                <w:szCs w:val="20"/>
+                <w:sz w:val="24"/>
+                <w:szCs w:val="28"/>
               </w:rPr>
             </w:pPr>
             <w:r>
               <w:rPr>
-                <w:sz w:val="20"/>
-                <w:szCs w:val="20"/>
+                <w:sz w:val="24"/>
+                <w:szCs w:val="28"/>
               </w:rPr>
               <w:t>{{TOTAL_AMOUNT_NO_VAT}}</w:t>
             </w:r>
@@ -997,8 +1042,8 @@
           <w:p>
             <w:pPr>
               <w:rPr>
-                <w:sz w:val="20"/>
-                <w:szCs w:val="20"/>
+                <w:sz w:val="24"/>
+                <w:szCs w:val="28"/>
               </w:rPr>
             </w:pPr>
           </w:p>
@@ -1011,14 +1056,14 @@
           <w:p>
             <w:pPr>
               <w:rPr>
-                <w:sz w:val="20"/>
-                <w:szCs w:val="20"/>
+                <w:sz w:val="24"/>
+                <w:szCs w:val="28"/>
               </w:rPr>
             </w:pPr>
             <w:r>
               <w:rPr>
-                <w:sz w:val="20"/>
-                <w:szCs w:val="20"/>
+                <w:sz w:val="24"/>
+                <w:szCs w:val="28"/>
               </w:rPr>
               <w:t>{{TOTAL_AMOUNT_WITH_VAT}}</w:t>
             </w:r>
@@ -1027,6 +1072,188 @@
       </w:tr>
     </w:tbl>
     <w:p/>
+    <w:tbl>
+      <w:tblPr>
+        <w:tblStyle w:val="aff0"/>
+        <w:tblpPr w:leftFromText="180" w:rightFromText="180" w:vertAnchor="text" w:horzAnchor="margin" w:tblpY="376"/>
+        <w:tblW w:w="15276" w:type="dxa"/>
+        <w:tblLook w:val="04A0" w:firstRow="1" w:lastRow="0" w:firstColumn="1" w:lastColumn="0" w:noHBand="0" w:noVBand="1"/>
+      </w:tblPr>
+      <w:tblGrid>
+        <w:gridCol w:w="8472"/>
+        <w:gridCol w:w="6804"/>
+      </w:tblGrid>
+      <w:tr>
+        <w:tc>
+          <w:tcPr>
+            <w:tcW w:w="8472" w:type="dxa"/>
+            <w:vAlign w:val="center"/>
+          </w:tcPr>
+          <w:p>
+            <w:pPr>
+              <w:rPr>
+                <w:sz w:val="24"/>
+                <w:szCs w:val="28"/>
+              </w:rPr>
+            </w:pPr>
+            <w:proofErr w:type="spellStart"/>
+            <w:r>
+              <w:rPr>
+                <w:sz w:val="24"/>
+                <w:szCs w:val="28"/>
+              </w:rPr>
+              <w:t>Отпуск</w:t>
+            </w:r>
+            <w:proofErr w:type="spellEnd"/>
+            <w:r>
+              <w:rPr>
+                <w:sz w:val="24"/>
+                <w:szCs w:val="28"/>
+              </w:rPr>
+              <w:t xml:space="preserve"> </w:t>
+            </w:r>
+            <w:proofErr w:type="spellStart"/>
+            <w:r>
+              <w:rPr>
+                <w:sz w:val="24"/>
+                <w:szCs w:val="28"/>
+              </w:rPr>
+              <w:t>груза</w:t>
+            </w:r>
+            <w:proofErr w:type="spellEnd"/>
+            <w:r>
+              <w:rPr>
+                <w:sz w:val="24"/>
+                <w:szCs w:val="28"/>
+              </w:rPr>
+              <w:t xml:space="preserve"> </w:t>
+            </w:r>
+            <w:proofErr w:type="spellStart"/>
+            <w:r>
+              <w:rPr>
+                <w:sz w:val="24"/>
+                <w:szCs w:val="28"/>
+              </w:rPr>
+              <w:t>разрешил</w:t>
+            </w:r>
+            <w:proofErr w:type="spellEnd"/>
+          </w:p>
+        </w:tc>
+        <w:tc>
+          <w:tcPr>
+            <w:tcW w:w="6804" w:type="dxa"/>
+            <w:vAlign w:val="center"/>
+          </w:tcPr>
+          <w:p>
+            <w:pPr>
+              <w:rPr>
+                <w:sz w:val="24"/>
+                <w:szCs w:val="28"/>
+              </w:rPr>
+            </w:pPr>
+            <w:proofErr w:type="spellStart"/>
+            <w:r>
+              <w:rPr>
+                <w:sz w:val="24"/>
+                <w:szCs w:val="28"/>
+              </w:rPr>
+              <w:t>Груз</w:t>
+            </w:r>
+            <w:proofErr w:type="spellEnd"/>
+            <w:r>
+              <w:rPr>
+                <w:sz w:val="24"/>
+                <w:szCs w:val="28"/>
+              </w:rPr>
+              <w:t xml:space="preserve"> </w:t>
+            </w:r>
+            <w:proofErr w:type="spellStart"/>
+            <w:r>
+              <w:rPr>
+                <w:sz w:val="24"/>
+                <w:szCs w:val="28"/>
+              </w:rPr>
+              <w:t>получил</w:t>
+            </w:r>
+            <w:proofErr w:type="spellEnd"/>
+          </w:p>
+        </w:tc>
+      </w:tr>
+      <w:tr>
+        <w:tc>
+          <w:tcPr>
+            <w:tcW w:w="8472" w:type="dxa"/>
+            <w:vAlign w:val="center"/>
+          </w:tcPr>
+          <w:p>
+            <w:pPr>
+              <w:rPr>
+                <w:sz w:val="24"/>
+                <w:szCs w:val="28"/>
+              </w:rPr>
+            </w:pPr>
+            <w:r>
+              <w:rPr>
+                <w:sz w:val="24"/>
+                <w:szCs w:val="28"/>
+              </w:rPr>
+              <w:t>________________ / {{LEFT_SIGNER_NAME}} /</w:t>
+            </w:r>
+          </w:p>
+        </w:tc>
+        <w:tc>
+          <w:tcPr>
+            <w:tcW w:w="6804" w:type="dxa"/>
+            <w:vAlign w:val="center"/>
+          </w:tcPr>
+          <w:p>
+            <w:pPr>
+              <w:rPr>
+                <w:sz w:val="24"/>
+                <w:szCs w:val="28"/>
+              </w:rPr>
+            </w:pPr>
+            <w:r>
+              <w:rPr>
+                <w:sz w:val="24"/>
+                <w:szCs w:val="28"/>
+              </w:rPr>
+              <w:t>________________ / {{RIGHT_SIGNER_NAME}} /</w:t>
+            </w:r>
+          </w:p>
+        </w:tc>
+      </w:tr>
+      <w:tr>
+        <w:tc>
+          <w:tcPr>
+            <w:tcW w:w="8472" w:type="dxa"/>
+            <w:vAlign w:val="center"/>
+          </w:tcPr>
+          <w:p>
+            <w:pPr>
+              <w:rPr>
+                <w:sz w:val="24"/>
+                <w:szCs w:val="28"/>
+              </w:rPr>
+            </w:pPr>
+          </w:p>
+        </w:tc>
+        <w:tc>
+          <w:tcPr>
+            <w:tcW w:w="6804" w:type="dxa"/>
+            <w:vAlign w:val="center"/>
+          </w:tcPr>
+          <w:p>
+            <w:pPr>
+              <w:rPr>
+                <w:sz w:val="24"/>
+                <w:szCs w:val="28"/>
+              </w:rPr>
+            </w:pPr>
+          </w:p>
+        </w:tc>
+      </w:tr>
+    </w:tbl>
     <w:p>
       <w:pPr>
         <w:rPr>
@@ -1036,171 +1263,6 @@
         </w:rPr>
       </w:pPr>
     </w:p>
-    <w:tbl>
-      <w:tblPr>
-        <w:tblStyle w:val="aff0"/>
-        <w:tblW w:w="0" w:type="auto"/>
-        <w:jc w:val="center"/>
-        <w:tblBorders>
-          <w:top w:val="none" w:sz="0" w:space="0" w:color="auto"/>
-          <w:left w:val="none" w:sz="0" w:space="0" w:color="auto"/>
-          <w:bottom w:val="none" w:sz="0" w:space="0" w:color="auto"/>
-          <w:right w:val="none" w:sz="0" w:space="0" w:color="auto"/>
-          <w:insideH w:val="none" w:sz="0" w:space="0" w:color="auto"/>
-          <w:insideV w:val="none" w:sz="0" w:space="0" w:color="auto"/>
-        </w:tblBorders>
-        <w:tblLook w:val="04A0" w:firstRow="1" w:lastRow="0" w:firstColumn="1" w:lastColumn="0" w:noHBand="0" w:noVBand="1"/>
-      </w:tblPr>
-      <w:tblGrid>
-        <w:gridCol w:w="4536"/>
-        <w:gridCol w:w="4536"/>
-      </w:tblGrid>
-      <w:tr>
-        <w:trPr>
-          <w:jc w:val="center"/>
-        </w:trPr>
-        <w:tc>
-          <w:tcPr>
-            <w:tcW w:w="4536" w:type="dxa"/>
-            <w:vAlign w:val="center"/>
-          </w:tcPr>
-          <w:p>
-            <w:proofErr w:type="spellStart"/>
-            <w:r>
-              <w:rPr>
-                <w:sz w:val="20"/>
-              </w:rPr>
-              <w:t>Отпуск</w:t>
-            </w:r>
-            <w:proofErr w:type="spellEnd"/>
-            <w:r>
-              <w:rPr>
-                <w:sz w:val="20"/>
-              </w:rPr>
-              <w:t xml:space="preserve"> </w:t>
-            </w:r>
-            <w:proofErr w:type="spellStart"/>
-            <w:r>
-              <w:rPr>
-                <w:sz w:val="20"/>
-              </w:rPr>
-              <w:t>груза</w:t>
-            </w:r>
-            <w:proofErr w:type="spellEnd"/>
-            <w:r>
-              <w:rPr>
-                <w:sz w:val="20"/>
-              </w:rPr>
-              <w:t xml:space="preserve"> </w:t>
-            </w:r>
-            <w:proofErr w:type="spellStart"/>
-            <w:r>
-              <w:rPr>
-                <w:sz w:val="20"/>
-              </w:rPr>
-              <w:t>разрешил</w:t>
-            </w:r>
-            <w:proofErr w:type="spellEnd"/>
-          </w:p>
-        </w:tc>
-        <w:tc>
-          <w:tcPr>
-            <w:tcW w:w="4536" w:type="dxa"/>
-            <w:vAlign w:val="center"/>
-          </w:tcPr>
-          <w:p>
-            <w:proofErr w:type="spellStart"/>
-            <w:r>
-              <w:rPr>
-                <w:sz w:val="20"/>
-              </w:rPr>
-              <w:t>Груз</w:t>
-            </w:r>
-            <w:proofErr w:type="spellEnd"/>
-            <w:r>
-              <w:rPr>
-                <w:sz w:val="20"/>
-              </w:rPr>
-              <w:t xml:space="preserve"> </w:t>
-            </w:r>
-            <w:proofErr w:type="spellStart"/>
-            <w:r>
-              <w:rPr>
-                <w:sz w:val="20"/>
-              </w:rPr>
-              <w:t>получил</w:t>
-            </w:r>
-            <w:proofErr w:type="spellEnd"/>
-          </w:p>
-        </w:tc>
-      </w:tr>
-      <w:tr>
-        <w:trPr>
-          <w:jc w:val="center"/>
-        </w:trPr>
-        <w:tc>
-          <w:tcPr>
-            <w:tcW w:w="4536" w:type="dxa"/>
-            <w:vAlign w:val="center"/>
-          </w:tcPr>
-          <w:p>
-            <w:r>
-              <w:rPr>
-                <w:sz w:val="20"/>
-              </w:rPr>
-              <w:t>________________ / {{LEFT_SIGNER_NAME}} /</w:t>
-            </w:r>
-          </w:p>
-        </w:tc>
-        <w:tc>
-          <w:tcPr>
-            <w:tcW w:w="4536" w:type="dxa"/>
-            <w:vAlign w:val="center"/>
-          </w:tcPr>
-          <w:p>
-            <w:r>
-              <w:rPr>
-                <w:sz w:val="20"/>
-              </w:rPr>
-              <w:t>________________ / {{RIGHT_SIGNER_NAME}} /</w:t>
-            </w:r>
-          </w:p>
-        </w:tc>
-      </w:tr>
-      <w:tr>
-        <w:trPr>
-          <w:jc w:val="center"/>
-        </w:trPr>
-        <w:tc>
-          <w:tcPr>
-            <w:tcW w:w="4536" w:type="dxa"/>
-            <w:vAlign w:val="center"/>
-          </w:tcPr>
-          <w:p>
-            <w:r>
-              <w:rPr>
-                <w:sz w:val="20"/>
-              </w:rPr>
-              <w:t>М.П.</w:t>
-            </w:r>
-          </w:p>
-        </w:tc>
-        <w:tc>
-          <w:tcPr>
-            <w:tcW w:w="4536" w:type="dxa"/>
-            <w:vAlign w:val="center"/>
-          </w:tcPr>
-          <w:p>
-            <w:r>
-              <w:rPr>
-                <w:sz w:val="20"/>
-              </w:rPr>
-              <w:t>М.П.</w:t>
-            </w:r>
-          </w:p>
-        </w:tc>
-      </w:tr>
-    </w:tbl>
     <w:p/>
     <w:sectPr>
       <w:pgSz w:w="15840" w:h="12240" w:orient="landscape"/>

--- a/document_templates/Товарная накладная ТОРГ-12_шаблон.docx
+++ b/document_templates/Товарная накладная ТОРГ-12_шаблон.docx
@@ -1077,6 +1077,14 @@
         <w:tblStyle w:val="aff0"/>
         <w:tblpPr w:leftFromText="180" w:rightFromText="180" w:vertAnchor="text" w:horzAnchor="margin" w:tblpY="376"/>
         <w:tblW w:w="15276" w:type="dxa"/>
+        <w:tblBorders>
+          <w:top w:val="none" w:sz="0" w:space="0" w:color="auto"/>
+          <w:left w:val="none" w:sz="0" w:space="0" w:color="auto"/>
+          <w:bottom w:val="none" w:sz="0" w:space="0" w:color="auto"/>
+          <w:right w:val="none" w:sz="0" w:space="0" w:color="auto"/>
+          <w:insideH w:val="none" w:sz="0" w:space="0" w:color="auto"/>
+          <w:insideV w:val="none" w:sz="0" w:space="0" w:color="auto"/>
+        </w:tblBorders>
         <w:tblLook w:val="04A0" w:firstRow="1" w:lastRow="0" w:firstColumn="1" w:lastColumn="0" w:noHBand="0" w:noVBand="1"/>
       </w:tblPr>
       <w:tblGrid>

--- a/document_templates/Товарная накладная ТОРГ-12_шаблон.docx
+++ b/document_templates/Товарная накладная ТОРГ-12_шаблон.docx
@@ -1205,7 +1205,7 @@
                 <w:sz w:val="24"/>
                 <w:szCs w:val="28"/>
               </w:rPr>
-              <w:t>________________ / {{LEFT_SIGNER_NAME}} /</w:t>
+              <w:t xml:space="preserve">________________  {{LEFT_SIGNER_NAME}} </w:t>
             </w:r>
           </w:p>
         </w:tc>
@@ -1226,7 +1226,7 @@
                 <w:sz w:val="24"/>
                 <w:szCs w:val="28"/>
               </w:rPr>
-              <w:t>________________ / {{RIGHT_SIGNER_NAME}} /</w:t>
+              <w:t xml:space="preserve">________________  {{RIGHT_SIGNER_NAME}} </w:t>
             </w:r>
           </w:p>
         </w:tc>
